--- a/Table3_Acharonim_Region_Regression.docx
+++ b/Table3_Acharonim_Region_Regression.docx
@@ -123,15 +123,171 @@
               <w:jc w:val="center"/>
             </w:pPr>
             <w:r>
-              <w:t xml:space="preserve">626.33</w:t>
-            </w:r>
-          </w:p>
-          <w:p>
-            <w:pPr>
-              <w:jc w:val="center"/>
-            </w:pPr>
-            <w:r>
-              <w:t xml:space="preserve">(407.40)</w:t>
+              <w:t xml:space="preserve">663.08</w:t>
+            </w:r>
+          </w:p>
+          <w:p>
+            <w:pPr>
+              <w:jc w:val="center"/>
+            </w:pPr>
+            <w:r>
+              <w:t xml:space="preserve">(450.30)</w:t>
+            </w:r>
+          </w:p>
+        </w:tc>
+      </w:tr>
+      <w:tr>
+        <w:tc>
+          <w:tcPr>
+            <w:tcW w:type="dxa" w:w="4500"/>
+            <w:tcMar>
+              <w:top w:type="dxa" w:w="80"/>
+              <w:left w:type="dxa" w:w="120"/>
+              <w:bottom w:type="dxa" w:w="80"/>
+              <w:right w:type="dxa" w:w="120"/>
+            </w:tcMar>
+          </w:tcPr>
+          <w:p>
+            <w:pPr>
+              <w:jc w:val="left"/>
+            </w:pPr>
+            <w:r>
+              <w:rPr>
+                <w:b w:val="false"/>
+                <w:bCs w:val="false"/>
+              </w:rPr>
+              <w:t xml:space="preserve">West Asia (ex Israel)</w:t>
+            </w:r>
+          </w:p>
+        </w:tc>
+        <w:tc>
+          <w:tcPr>
+            <w:tcW w:type="dxa" w:w="2600"/>
+            <w:tcMar>
+              <w:top w:type="dxa" w:w="80"/>
+              <w:left w:type="dxa" w:w="120"/>
+              <w:bottom w:type="dxa" w:w="80"/>
+              <w:right w:type="dxa" w:w="120"/>
+            </w:tcMar>
+          </w:tcPr>
+          <w:p>
+            <w:pPr>
+              <w:jc w:val="center"/>
+            </w:pPr>
+            <w:r>
+              <w:t xml:space="preserve">330.90</w:t>
+            </w:r>
+          </w:p>
+          <w:p>
+            <w:pPr>
+              <w:jc w:val="center"/>
+            </w:pPr>
+            <w:r>
+              <w:t xml:space="preserve">(509.40)</w:t>
+            </w:r>
+          </w:p>
+        </w:tc>
+      </w:tr>
+      <w:tr>
+        <w:tc>
+          <w:tcPr>
+            <w:tcW w:type="dxa" w:w="4500"/>
+            <w:tcMar>
+              <w:top w:type="dxa" w:w="80"/>
+              <w:left w:type="dxa" w:w="120"/>
+              <w:bottom w:type="dxa" w:w="80"/>
+              <w:right w:type="dxa" w:w="120"/>
+            </w:tcMar>
+          </w:tcPr>
+          <w:p>
+            <w:pPr>
+              <w:jc w:val="left"/>
+            </w:pPr>
+            <w:r>
+              <w:rPr>
+                <w:b w:val="false"/>
+                <w:bCs w:val="false"/>
+              </w:rPr>
+              <w:t xml:space="preserve">Central and Western Europe</w:t>
+            </w:r>
+          </w:p>
+        </w:tc>
+        <w:tc>
+          <w:tcPr>
+            <w:tcW w:type="dxa" w:w="2600"/>
+            <w:tcMar>
+              <w:top w:type="dxa" w:w="80"/>
+              <w:left w:type="dxa" w:w="120"/>
+              <w:bottom w:type="dxa" w:w="80"/>
+              <w:right w:type="dxa" w:w="120"/>
+            </w:tcMar>
+          </w:tcPr>
+          <w:p>
+            <w:pPr>
+              <w:jc w:val="center"/>
+            </w:pPr>
+            <w:r>
+              <w:t xml:space="preserve">297.74</w:t>
+            </w:r>
+          </w:p>
+          <w:p>
+            <w:pPr>
+              <w:jc w:val="center"/>
+            </w:pPr>
+            <w:r>
+              <w:t xml:space="preserve">(345.08)</w:t>
+            </w:r>
+          </w:p>
+        </w:tc>
+      </w:tr>
+      <w:tr>
+        <w:tc>
+          <w:tcPr>
+            <w:tcW w:type="dxa" w:w="4500"/>
+            <w:tcMar>
+              <w:top w:type="dxa" w:w="80"/>
+              <w:left w:type="dxa" w:w="120"/>
+              <w:bottom w:type="dxa" w:w="80"/>
+              <w:right w:type="dxa" w:w="120"/>
+            </w:tcMar>
+          </w:tcPr>
+          <w:p>
+            <w:pPr>
+              <w:jc w:val="left"/>
+            </w:pPr>
+            <w:r>
+              <w:rPr>
+                <w:b w:val="false"/>
+                <w:bCs w:val="false"/>
+              </w:rPr>
+              <w:t xml:space="preserve">Eastern Europe</w:t>
+            </w:r>
+          </w:p>
+        </w:tc>
+        <w:tc>
+          <w:tcPr>
+            <w:tcW w:type="dxa" w:w="2600"/>
+            <w:tcMar>
+              <w:top w:type="dxa" w:w="80"/>
+              <w:left w:type="dxa" w:w="120"/>
+              <w:bottom w:type="dxa" w:w="80"/>
+              <w:right w:type="dxa" w:w="120"/>
+            </w:tcMar>
+          </w:tcPr>
+          <w:p>
+            <w:pPr>
+              <w:jc w:val="center"/>
+            </w:pPr>
+            <w:r>
+              <w:t xml:space="preserve">238.00</w:t>
+            </w:r>
+          </w:p>
+          <w:p>
+            <w:pPr>
+              <w:jc w:val="center"/>
+            </w:pPr>
+            <w:r>
+              <w:t xml:space="preserve">(302.84)</w:t>
             </w:r>
           </w:p>
         </w:tc>
@@ -175,171 +331,15 @@
               <w:jc w:val="center"/>
             </w:pPr>
             <w:r>
-              <w:t xml:space="preserve">126.68</w:t>
-            </w:r>
-          </w:p>
-          <w:p>
-            <w:pPr>
-              <w:jc w:val="center"/>
-            </w:pPr>
-            <w:r>
-              <w:t xml:space="preserve">(404.92)</w:t>
-            </w:r>
-          </w:p>
-        </w:tc>
-      </w:tr>
-      <w:tr>
-        <w:tc>
-          <w:tcPr>
-            <w:tcW w:type="dxa" w:w="4500"/>
-            <w:tcMar>
-              <w:top w:type="dxa" w:w="80"/>
-              <w:left w:type="dxa" w:w="120"/>
-              <w:bottom w:type="dxa" w:w="80"/>
-              <w:right w:type="dxa" w:w="120"/>
-            </w:tcMar>
-          </w:tcPr>
-          <w:p>
-            <w:pPr>
-              <w:jc w:val="left"/>
-            </w:pPr>
-            <w:r>
-              <w:rPr>
-                <w:b w:val="false"/>
-                <w:bCs w:val="false"/>
-              </w:rPr>
-              <w:t xml:space="preserve">West Asia (ex Israel)</w:t>
-            </w:r>
-          </w:p>
-        </w:tc>
-        <w:tc>
-          <w:tcPr>
-            <w:tcW w:type="dxa" w:w="2600"/>
-            <w:tcMar>
-              <w:top w:type="dxa" w:w="80"/>
-              <w:left w:type="dxa" w:w="120"/>
-              <w:bottom w:type="dxa" w:w="80"/>
-              <w:right w:type="dxa" w:w="120"/>
-            </w:tcMar>
-          </w:tcPr>
-          <w:p>
-            <w:pPr>
-              <w:jc w:val="center"/>
-            </w:pPr>
-            <w:r>
-              <w:t xml:space="preserve">243.30</w:t>
-            </w:r>
-          </w:p>
-          <w:p>
-            <w:pPr>
-              <w:jc w:val="center"/>
-            </w:pPr>
-            <w:r>
-              <w:t xml:space="preserve">(465.22)</w:t>
-            </w:r>
-          </w:p>
-        </w:tc>
-      </w:tr>
-      <w:tr>
-        <w:tc>
-          <w:tcPr>
-            <w:tcW w:type="dxa" w:w="4500"/>
-            <w:tcMar>
-              <w:top w:type="dxa" w:w="80"/>
-              <w:left w:type="dxa" w:w="120"/>
-              <w:bottom w:type="dxa" w:w="80"/>
-              <w:right w:type="dxa" w:w="120"/>
-            </w:tcMar>
-          </w:tcPr>
-          <w:p>
-            <w:pPr>
-              <w:jc w:val="left"/>
-            </w:pPr>
-            <w:r>
-              <w:rPr>
-                <w:b w:val="false"/>
-                <w:bCs w:val="false"/>
-              </w:rPr>
-              <w:t xml:space="preserve">Eastern Europe</w:t>
-            </w:r>
-          </w:p>
-        </w:tc>
-        <w:tc>
-          <w:tcPr>
-            <w:tcW w:type="dxa" w:w="2600"/>
-            <w:tcMar>
-              <w:top w:type="dxa" w:w="80"/>
-              <w:left w:type="dxa" w:w="120"/>
-              <w:bottom w:type="dxa" w:w="80"/>
-              <w:right w:type="dxa" w:w="120"/>
-            </w:tcMar>
-          </w:tcPr>
-          <w:p>
-            <w:pPr>
-              <w:jc w:val="center"/>
-            </w:pPr>
-            <w:r>
-              <w:t xml:space="preserve">-39.73</w:t>
-            </w:r>
-          </w:p>
-          <w:p>
-            <w:pPr>
-              <w:jc w:val="center"/>
-            </w:pPr>
-            <w:r>
-              <w:t xml:space="preserve">(275.74)</w:t>
-            </w:r>
-          </w:p>
-        </w:tc>
-      </w:tr>
-      <w:tr>
-        <w:tc>
-          <w:tcPr>
-            <w:tcW w:type="dxa" w:w="4500"/>
-            <w:tcMar>
-              <w:top w:type="dxa" w:w="80"/>
-              <w:left w:type="dxa" w:w="120"/>
-              <w:bottom w:type="dxa" w:w="80"/>
-              <w:right w:type="dxa" w:w="120"/>
-            </w:tcMar>
-          </w:tcPr>
-          <w:p>
-            <w:pPr>
-              <w:jc w:val="left"/>
-            </w:pPr>
-            <w:r>
-              <w:rPr>
-                <w:b w:val="false"/>
-                <w:bCs w:val="false"/>
-              </w:rPr>
-              <w:t xml:space="preserve">Central and Western Europe</w:t>
-            </w:r>
-          </w:p>
-        </w:tc>
-        <w:tc>
-          <w:tcPr>
-            <w:tcW w:type="dxa" w:w="2600"/>
-            <w:tcMar>
-              <w:top w:type="dxa" w:w="80"/>
-              <w:left w:type="dxa" w:w="120"/>
-              <w:bottom w:type="dxa" w:w="80"/>
-              <w:right w:type="dxa" w:w="120"/>
-            </w:tcMar>
-          </w:tcPr>
-          <w:p>
-            <w:pPr>
-              <w:jc w:val="center"/>
-            </w:pPr>
-            <w:r>
-              <w:t xml:space="preserve">198.07</w:t>
-            </w:r>
-          </w:p>
-          <w:p>
-            <w:pPr>
-              <w:jc w:val="center"/>
-            </w:pPr>
-            <w:r>
-              <w:t xml:space="preserve">(313.28)</w:t>
+              <w:t xml:space="preserve">49.18</w:t>
+            </w:r>
+          </w:p>
+          <w:p>
+            <w:pPr>
+              <w:jc w:val="center"/>
+            </w:pPr>
+            <w:r>
+              <w:t xml:space="preserve">(400.79)</w:t>
             </w:r>
           </w:p>
         </w:tc>
@@ -356,7 +356,7 @@
           <w:sz w:val="18"/>
           <w:szCs w:val="18"/>
         </w:rPr>
-        <w:t xml:space="preserve">Note: * p &lt; 0.10, ** p &lt; 0.05, *** p &lt; 0.01. Linear regression of responsum word length on region dummy variables (North Africa omitted) and a dummy variable for each half-century in the sample. Sample: responsa written 1550-1800 CE (N = 18,803). Standard errors clustered by author.</w:t>
+        <w:t xml:space="preserve">Note: * p &lt; 0.10, ** p &lt; 0.05, *** p &lt; 0.01. Linear regression of responsum word length on region dummy variables (North Africa omitted) and a dummy variable for each half-century in the sample. Sample: responsa written 1550-1800 CE (N = 18,788). Standard errors clustered by author.</w:t>
       </w:r>
     </w:p>
     <w:sectPr>
@@ -447,6 +447,101 @@
 </w:footnotes>
 </file>
 
+<file path=word/numbering.xml><?xml version="1.0" encoding="utf-8"?>
+<w:numbering xmlns:wpc="http://schemas.microsoft.com/office/word/2010/wordprocessingCanvas" xmlns:mc="http://schemas.openxmlformats.org/markup-compatibility/2006" xmlns:o="urn:schemas-microsoft-com:office:office" xmlns:r="http://schemas.openxmlformats.org/officeDocument/2006/relationships" xmlns:m="http://schemas.openxmlformats.org/officeDocument/2006/math" xmlns:v="urn:schemas-microsoft-com:vml" xmlns:wp14="http://schemas.microsoft.com/office/word/2010/wordprocessingDrawing" xmlns:wp="http://schemas.openxmlformats.org/drawingml/2006/wordprocessingDrawing" xmlns:w10="urn:schemas-microsoft-com:office:word" xmlns:w="http://schemas.openxmlformats.org/wordprocessingml/2006/main" xmlns:w14="http://schemas.microsoft.com/office/word/2010/wordml" xmlns:w15="http://schemas.microsoft.com/office/word/2012/wordml" xmlns:wpg="http://schemas.microsoft.com/office/word/2010/wordprocessingGroup" xmlns:wpi="http://schemas.microsoft.com/office/word/2010/wordprocessingInk" xmlns:wne="http://schemas.microsoft.com/office/word/2006/wordml" xmlns:wps="http://schemas.microsoft.com/office/word/2010/wordprocessingShape" mc:Ignorable="w14 w15 wp14">
+  <w:abstractNum w:abstractNumId="1" w15:restartNumberingAfterBreak="0">
+    <w:multiLevelType w:val="hybridMultilevel"/>
+    <w:lvl w:ilvl="0" w15:tentative="1">
+      <w:start w:val="1"/>
+      <w:numFmt w:val="bullet"/>
+      <w:lvlText w:val="●"/>
+      <w:lvlJc w:val="left"/>
+      <w:pPr>
+        <w:ind w:left="720" w:hanging="360"/>
+      </w:pPr>
+    </w:lvl>
+    <w:lvl w:ilvl="1" w15:tentative="1">
+      <w:start w:val="1"/>
+      <w:numFmt w:val="bullet"/>
+      <w:lvlText w:val="○"/>
+      <w:lvlJc w:val="left"/>
+      <w:pPr>
+        <w:ind w:left="1440" w:hanging="360"/>
+      </w:pPr>
+    </w:lvl>
+    <w:lvl w:ilvl="2" w15:tentative="1">
+      <w:start w:val="1"/>
+      <w:numFmt w:val="bullet"/>
+      <w:lvlText w:val="■"/>
+      <w:lvlJc w:val="left"/>
+      <w:pPr>
+        <w:ind w:left="2160" w:hanging="360"/>
+      </w:pPr>
+    </w:lvl>
+    <w:lvl w:ilvl="3" w15:tentative="1">
+      <w:start w:val="1"/>
+      <w:numFmt w:val="bullet"/>
+      <w:lvlText w:val="●"/>
+      <w:lvlJc w:val="left"/>
+      <w:pPr>
+        <w:ind w:left="2880" w:hanging="360"/>
+      </w:pPr>
+    </w:lvl>
+    <w:lvl w:ilvl="4" w15:tentative="1">
+      <w:start w:val="1"/>
+      <w:numFmt w:val="bullet"/>
+      <w:lvlText w:val="○"/>
+      <w:lvlJc w:val="left"/>
+      <w:pPr>
+        <w:ind w:left="3600" w:hanging="360"/>
+      </w:pPr>
+    </w:lvl>
+    <w:lvl w:ilvl="5" w15:tentative="1">
+      <w:start w:val="1"/>
+      <w:numFmt w:val="bullet"/>
+      <w:lvlText w:val="■"/>
+      <w:lvlJc w:val="left"/>
+      <w:pPr>
+        <w:ind w:left="4320" w:hanging="360"/>
+      </w:pPr>
+    </w:lvl>
+    <w:lvl w:ilvl="6" w15:tentative="1">
+      <w:start w:val="1"/>
+      <w:numFmt w:val="bullet"/>
+      <w:lvlText w:val="●"/>
+      <w:lvlJc w:val="left"/>
+      <w:pPr>
+        <w:ind w:left="5040" w:hanging="360"/>
+      </w:pPr>
+    </w:lvl>
+    <w:lvl w:ilvl="7" w15:tentative="1">
+      <w:start w:val="1"/>
+      <w:numFmt w:val="bullet"/>
+      <w:lvlText w:val="●"/>
+      <w:lvlJc w:val="left"/>
+      <w:pPr>
+        <w:ind w:left="5760" w:hanging="360"/>
+      </w:pPr>
+    </w:lvl>
+    <w:lvl w:ilvl="8" w15:tentative="1">
+      <w:start w:val="1"/>
+      <w:numFmt w:val="bullet"/>
+      <w:lvlText w:val="●"/>
+      <w:lvlJc w:val="left"/>
+      <w:pPr>
+        <w:ind w:left="6480" w:hanging="360"/>
+      </w:pPr>
+    </w:lvl>
+  </w:abstractNum>
+  <w:num w:numId="1">
+    <w:abstractNumId w:val="1"/>
+    <w:lvlOverride w:ilvl="0">
+      <w:startOverride w:val="1"/>
+    </w:lvlOverride>
+  </w:num>
+</w:numbering>
+</file>
+
 <file path=word/styles.xml><?xml version="1.0" encoding="utf-8"?>
 <w:styles xmlns:mc="http://schemas.openxmlformats.org/markup-compatibility/2006" xmlns:r="http://schemas.openxmlformats.org/officeDocument/2006/relationships" xmlns:w="http://schemas.openxmlformats.org/wordprocessingml/2006/main" xmlns:w14="http://schemas.microsoft.com/office/word/2010/wordml" xmlns:w15="http://schemas.microsoft.com/office/word/2012/wordml" mc:Ignorable="w14 w15">
   <w:docDefaults>

--- a/Table3_Acharonim_Region_Regression.docx
+++ b/Table3_Acharonim_Region_Regression.docx
@@ -4,20 +4,21 @@
   <w:body>
     <w:p>
       <w:pPr>
-        <w:pStyle w:val="Heading3"/>
-        <w:spacing w:after="120" w:before="240"/>
+        <w:spacing w:after="160"/>
       </w:pPr>
       <w:r>
         <w:rPr>
           <w:b/>
           <w:bCs/>
+          <w:sz w:val="24"/>
+          <w:szCs w:val="24"/>
         </w:rPr>
         <w:t xml:space="preserve">Table 3: Regression Results: Acharonim Period Region Effects on Word Length</w:t>
       </w:r>
     </w:p>
     <w:tbl>
       <w:tblPr>
-        <w:tblW w:type="dxa" w:w="7100"/>
+        <w:tblW w:type="dxa" w:w="9600"/>
         <w:tblBorders>
           <w:top w:val="single" w:color="auto" w:sz="4"/>
           <w:left w:val="single" w:color="auto" w:sz="4"/>
@@ -28,8 +29,8 @@
         </w:tblBorders>
       </w:tblPr>
       <w:tblGrid>
-        <w:gridCol w:w="4500"/>
-        <w:gridCol w:w="2600"/>
+        <w:gridCol w:w="6800"/>
+        <w:gridCol w:w="2800"/>
       </w:tblGrid>
       <w:tr>
         <w:trPr>
@@ -37,8 +38,8 @@
         </w:trPr>
         <w:tc>
           <w:tcPr>
-            <w:tcW w:type="dxa" w:w="4500"/>
-            <w:shd w:fill="D9D9D9" w:val="clear"/>
+            <w:tcW w:type="dxa" w:w="6800"/>
+            <w:shd w:fill="D9D9D9" w:color="auto" w:val="clear"/>
             <w:tcMar>
               <w:top w:type="dxa" w:w="80"/>
               <w:left w:type="dxa" w:w="120"/>
@@ -54,6 +55,10 @@
               <w:rPr>
                 <w:b/>
                 <w:bCs/>
+                <w:i w:val="false"/>
+                <w:iCs w:val="false"/>
+                <w:sz w:val="21"/>
+                <w:szCs w:val="21"/>
               </w:rPr>
               <w:t xml:space="preserve">Region</w:t>
             </w:r>
@@ -61,8 +66,8 @@
         </w:tc>
         <w:tc>
           <w:tcPr>
-            <w:tcW w:type="dxa" w:w="2600"/>
-            <w:shd w:fill="D9D9D9" w:val="clear"/>
+            <w:tcW w:type="dxa" w:w="2800"/>
+            <w:shd w:fill="D9D9D9" w:color="auto" w:val="clear"/>
             <w:tcMar>
               <w:top w:type="dxa" w:w="80"/>
               <w:left w:type="dxa" w:w="120"/>
@@ -78,6 +83,10 @@
               <w:rPr>
                 <w:b/>
                 <w:bCs/>
+                <w:i w:val="false"/>
+                <w:iCs w:val="false"/>
+                <w:sz w:val="21"/>
+                <w:szCs w:val="21"/>
               </w:rPr>
               <w:t xml:space="preserve">Estimate (SE)</w:t>
             </w:r>
@@ -87,7 +96,7 @@
       <w:tr>
         <w:tc>
           <w:tcPr>
-            <w:tcW w:type="dxa" w:w="4500"/>
+            <w:tcW w:type="dxa" w:w="6800"/>
             <w:tcMar>
               <w:top w:type="dxa" w:w="80"/>
               <w:left w:type="dxa" w:w="120"/>
@@ -103,6 +112,10 @@
               <w:rPr>
                 <w:b w:val="false"/>
                 <w:bCs w:val="false"/>
+                <w:i w:val="false"/>
+                <w:iCs w:val="false"/>
+                <w:sz w:val="21"/>
+                <w:szCs w:val="21"/>
               </w:rPr>
               <w:t xml:space="preserve">Italy and the Balkans</w:t>
             </w:r>
@@ -110,28 +123,36 @@
         </w:tc>
         <w:tc>
           <w:tcPr>
-            <w:tcW w:type="dxa" w:w="2600"/>
-            <w:tcMar>
-              <w:top w:type="dxa" w:w="80"/>
-              <w:left w:type="dxa" w:w="120"/>
-              <w:bottom w:type="dxa" w:w="80"/>
-              <w:right w:type="dxa" w:w="120"/>
-            </w:tcMar>
-          </w:tcPr>
-          <w:p>
-            <w:pPr>
-              <w:jc w:val="center"/>
-            </w:pPr>
-            <w:r>
-              <w:t xml:space="preserve">663.08</w:t>
-            </w:r>
-          </w:p>
-          <w:p>
-            <w:pPr>
-              <w:jc w:val="center"/>
-            </w:pPr>
-            <w:r>
-              <w:t xml:space="preserve">(450.30)</w:t>
+            <w:tcW w:type="dxa" w:w="2800"/>
+            <w:tcMar>
+              <w:top w:type="dxa" w:w="80"/>
+              <w:left w:type="dxa" w:w="120"/>
+              <w:bottom w:type="dxa" w:w="80"/>
+              <w:right w:type="dxa" w:w="120"/>
+            </w:tcMar>
+          </w:tcPr>
+          <w:p>
+            <w:pPr>
+              <w:jc w:val="center"/>
+            </w:pPr>
+            <w:r>
+              <w:rPr>
+                <w:sz w:val="21"/>
+                <w:szCs w:val="21"/>
+              </w:rPr>
+              <w:t xml:space="preserve">668.99</w:t>
+            </w:r>
+          </w:p>
+          <w:p>
+            <w:pPr>
+              <w:jc w:val="center"/>
+            </w:pPr>
+            <w:r>
+              <w:rPr>
+                <w:sz w:val="21"/>
+                <w:szCs w:val="21"/>
+              </w:rPr>
+              <w:t xml:space="preserve">(441.50)</w:t>
             </w:r>
           </w:p>
         </w:tc>
@@ -139,7 +160,7 @@
       <w:tr>
         <w:tc>
           <w:tcPr>
-            <w:tcW w:type="dxa" w:w="4500"/>
+            <w:tcW w:type="dxa" w:w="6800"/>
             <w:tcMar>
               <w:top w:type="dxa" w:w="80"/>
               <w:left w:type="dxa" w:w="120"/>
@@ -155,6 +176,10 @@
               <w:rPr>
                 <w:b w:val="false"/>
                 <w:bCs w:val="false"/>
+                <w:i w:val="false"/>
+                <w:iCs w:val="false"/>
+                <w:sz w:val="21"/>
+                <w:szCs w:val="21"/>
               </w:rPr>
               <w:t xml:space="preserve">West Asia (ex Israel)</w:t>
             </w:r>
@@ -162,28 +187,36 @@
         </w:tc>
         <w:tc>
           <w:tcPr>
-            <w:tcW w:type="dxa" w:w="2600"/>
-            <w:tcMar>
-              <w:top w:type="dxa" w:w="80"/>
-              <w:left w:type="dxa" w:w="120"/>
-              <w:bottom w:type="dxa" w:w="80"/>
-              <w:right w:type="dxa" w:w="120"/>
-            </w:tcMar>
-          </w:tcPr>
-          <w:p>
-            <w:pPr>
-              <w:jc w:val="center"/>
-            </w:pPr>
-            <w:r>
-              <w:t xml:space="preserve">330.90</w:t>
-            </w:r>
-          </w:p>
-          <w:p>
-            <w:pPr>
-              <w:jc w:val="center"/>
-            </w:pPr>
-            <w:r>
-              <w:t xml:space="preserve">(509.40)</w:t>
+            <w:tcW w:type="dxa" w:w="2800"/>
+            <w:tcMar>
+              <w:top w:type="dxa" w:w="80"/>
+              <w:left w:type="dxa" w:w="120"/>
+              <w:bottom w:type="dxa" w:w="80"/>
+              <w:right w:type="dxa" w:w="120"/>
+            </w:tcMar>
+          </w:tcPr>
+          <w:p>
+            <w:pPr>
+              <w:jc w:val="center"/>
+            </w:pPr>
+            <w:r>
+              <w:rPr>
+                <w:sz w:val="21"/>
+                <w:szCs w:val="21"/>
+              </w:rPr>
+              <w:t xml:space="preserve">321.96</w:t>
+            </w:r>
+          </w:p>
+          <w:p>
+            <w:pPr>
+              <w:jc w:val="center"/>
+            </w:pPr>
+            <w:r>
+              <w:rPr>
+                <w:sz w:val="21"/>
+                <w:szCs w:val="21"/>
+              </w:rPr>
+              <w:t xml:space="preserve">(511.18)</w:t>
             </w:r>
           </w:p>
         </w:tc>
@@ -191,7 +224,7 @@
       <w:tr>
         <w:tc>
           <w:tcPr>
-            <w:tcW w:type="dxa" w:w="4500"/>
+            <w:tcW w:type="dxa" w:w="6800"/>
             <w:tcMar>
               <w:top w:type="dxa" w:w="80"/>
               <w:left w:type="dxa" w:w="120"/>
@@ -207,35 +240,47 @@
               <w:rPr>
                 <w:b w:val="false"/>
                 <w:bCs w:val="false"/>
-              </w:rPr>
-              <w:t xml:space="preserve">Central and Western Europe</w:t>
-            </w:r>
-          </w:p>
-        </w:tc>
-        <w:tc>
-          <w:tcPr>
-            <w:tcW w:type="dxa" w:w="2600"/>
-            <w:tcMar>
-              <w:top w:type="dxa" w:w="80"/>
-              <w:left w:type="dxa" w:w="120"/>
-              <w:bottom w:type="dxa" w:w="80"/>
-              <w:right w:type="dxa" w:w="120"/>
-            </w:tcMar>
-          </w:tcPr>
-          <w:p>
-            <w:pPr>
-              <w:jc w:val="center"/>
-            </w:pPr>
-            <w:r>
-              <w:t xml:space="preserve">297.74</w:t>
-            </w:r>
-          </w:p>
-          <w:p>
-            <w:pPr>
-              <w:jc w:val="center"/>
-            </w:pPr>
-            <w:r>
-              <w:t xml:space="preserve">(345.08)</w:t>
+                <w:i w:val="false"/>
+                <w:iCs w:val="false"/>
+                <w:sz w:val="21"/>
+                <w:szCs w:val="21"/>
+              </w:rPr>
+              <w:t xml:space="preserve">Eastern Europe</w:t>
+            </w:r>
+          </w:p>
+        </w:tc>
+        <w:tc>
+          <w:tcPr>
+            <w:tcW w:type="dxa" w:w="2800"/>
+            <w:tcMar>
+              <w:top w:type="dxa" w:w="80"/>
+              <w:left w:type="dxa" w:w="120"/>
+              <w:bottom w:type="dxa" w:w="80"/>
+              <w:right w:type="dxa" w:w="120"/>
+            </w:tcMar>
+          </w:tcPr>
+          <w:p>
+            <w:pPr>
+              <w:jc w:val="center"/>
+            </w:pPr>
+            <w:r>
+              <w:rPr>
+                <w:sz w:val="21"/>
+                <w:szCs w:val="21"/>
+              </w:rPr>
+              <w:t xml:space="preserve">225.03</w:t>
+            </w:r>
+          </w:p>
+          <w:p>
+            <w:pPr>
+              <w:jc w:val="center"/>
+            </w:pPr>
+            <w:r>
+              <w:rPr>
+                <w:sz w:val="21"/>
+                <w:szCs w:val="21"/>
+              </w:rPr>
+              <w:t xml:space="preserve">(303.70)</w:t>
             </w:r>
           </w:p>
         </w:tc>
@@ -243,7 +288,7 @@
       <w:tr>
         <w:tc>
           <w:tcPr>
-            <w:tcW w:type="dxa" w:w="4500"/>
+            <w:tcW w:type="dxa" w:w="6800"/>
             <w:tcMar>
               <w:top w:type="dxa" w:w="80"/>
               <w:left w:type="dxa" w:w="120"/>
@@ -259,35 +304,47 @@
               <w:rPr>
                 <w:b w:val="false"/>
                 <w:bCs w:val="false"/>
-              </w:rPr>
-              <w:t xml:space="preserve">Eastern Europe</w:t>
-            </w:r>
-          </w:p>
-        </w:tc>
-        <w:tc>
-          <w:tcPr>
-            <w:tcW w:type="dxa" w:w="2600"/>
-            <w:tcMar>
-              <w:top w:type="dxa" w:w="80"/>
-              <w:left w:type="dxa" w:w="120"/>
-              <w:bottom w:type="dxa" w:w="80"/>
-              <w:right w:type="dxa" w:w="120"/>
-            </w:tcMar>
-          </w:tcPr>
-          <w:p>
-            <w:pPr>
-              <w:jc w:val="center"/>
-            </w:pPr>
-            <w:r>
-              <w:t xml:space="preserve">238.00</w:t>
-            </w:r>
-          </w:p>
-          <w:p>
-            <w:pPr>
-              <w:jc w:val="center"/>
-            </w:pPr>
-            <w:r>
-              <w:t xml:space="preserve">(302.84)</w:t>
+                <w:i w:val="false"/>
+                <w:iCs w:val="false"/>
+                <w:sz w:val="21"/>
+                <w:szCs w:val="21"/>
+              </w:rPr>
+              <w:t xml:space="preserve">Central and Western Europe</w:t>
+            </w:r>
+          </w:p>
+        </w:tc>
+        <w:tc>
+          <w:tcPr>
+            <w:tcW w:type="dxa" w:w="2800"/>
+            <w:tcMar>
+              <w:top w:type="dxa" w:w="80"/>
+              <w:left w:type="dxa" w:w="120"/>
+              <w:bottom w:type="dxa" w:w="80"/>
+              <w:right w:type="dxa" w:w="120"/>
+            </w:tcMar>
+          </w:tcPr>
+          <w:p>
+            <w:pPr>
+              <w:jc w:val="center"/>
+            </w:pPr>
+            <w:r>
+              <w:rPr>
+                <w:sz w:val="21"/>
+                <w:szCs w:val="21"/>
+              </w:rPr>
+              <w:t xml:space="preserve">188.12</w:t>
+            </w:r>
+          </w:p>
+          <w:p>
+            <w:pPr>
+              <w:jc w:val="center"/>
+            </w:pPr>
+            <w:r>
+              <w:rPr>
+                <w:sz w:val="21"/>
+                <w:szCs w:val="21"/>
+              </w:rPr>
+              <w:t xml:space="preserve">(332.51)</w:t>
             </w:r>
           </w:p>
         </w:tc>
@@ -295,7 +352,7 @@
       <w:tr>
         <w:tc>
           <w:tcPr>
-            <w:tcW w:type="dxa" w:w="4500"/>
+            <w:tcW w:type="dxa" w:w="6800"/>
             <w:tcMar>
               <w:top w:type="dxa" w:w="80"/>
               <w:left w:type="dxa" w:w="120"/>
@@ -311,35 +368,47 @@
               <w:rPr>
                 <w:b w:val="false"/>
                 <w:bCs w:val="false"/>
-              </w:rPr>
-              <w:t xml:space="preserve">Israel/Palestine (pre-1948)</w:t>
-            </w:r>
-          </w:p>
-        </w:tc>
-        <w:tc>
-          <w:tcPr>
-            <w:tcW w:type="dxa" w:w="2600"/>
-            <w:tcMar>
-              <w:top w:type="dxa" w:w="80"/>
-              <w:left w:type="dxa" w:w="120"/>
-              <w:bottom w:type="dxa" w:w="80"/>
-              <w:right w:type="dxa" w:w="120"/>
-            </w:tcMar>
-          </w:tcPr>
-          <w:p>
-            <w:pPr>
-              <w:jc w:val="center"/>
-            </w:pPr>
-            <w:r>
-              <w:t xml:space="preserve">49.18</w:t>
-            </w:r>
-          </w:p>
-          <w:p>
-            <w:pPr>
-              <w:jc w:val="center"/>
-            </w:pPr>
-            <w:r>
-              <w:t xml:space="preserve">(400.79)</w:t>
+                <w:i w:val="false"/>
+                <w:iCs w:val="false"/>
+                <w:sz w:val="21"/>
+                <w:szCs w:val="21"/>
+              </w:rPr>
+              <w:t xml:space="preserve">Israel/Palestine</w:t>
+            </w:r>
+          </w:p>
+        </w:tc>
+        <w:tc>
+          <w:tcPr>
+            <w:tcW w:type="dxa" w:w="2800"/>
+            <w:tcMar>
+              <w:top w:type="dxa" w:w="80"/>
+              <w:left w:type="dxa" w:w="120"/>
+              <w:bottom w:type="dxa" w:w="80"/>
+              <w:right w:type="dxa" w:w="120"/>
+            </w:tcMar>
+          </w:tcPr>
+          <w:p>
+            <w:pPr>
+              <w:jc w:val="center"/>
+            </w:pPr>
+            <w:r>
+              <w:rPr>
+                <w:sz w:val="21"/>
+                <w:szCs w:val="21"/>
+              </w:rPr>
+              <w:t xml:space="preserve">52.84</w:t>
+            </w:r>
+          </w:p>
+          <w:p>
+            <w:pPr>
+              <w:jc w:val="center"/>
+            </w:pPr>
+            <w:r>
+              <w:rPr>
+                <w:sz w:val="21"/>
+                <w:szCs w:val="21"/>
+              </w:rPr>
+              <w:t xml:space="preserve">(398.21)</w:t>
             </w:r>
           </w:p>
         </w:tc>
@@ -347,16 +416,16 @@
     </w:tbl>
     <w:p>
       <w:pPr>
-        <w:spacing w:before="120"/>
+        <w:spacing w:before="160"/>
       </w:pPr>
       <w:r>
         <w:rPr>
           <w:i/>
           <w:iCs/>
-          <w:sz w:val="18"/>
-          <w:szCs w:val="18"/>
+          <w:sz w:val="19"/>
+          <w:szCs w:val="19"/>
         </w:rPr>
-        <w:t xml:space="preserve">Note: * p &lt; 0.10, ** p &lt; 0.05, *** p &lt; 0.01. Linear regression of responsum word length on region dummy variables (North Africa omitted) and a dummy variable for each half-century in the sample. Sample: responsa written 1550-1800 CE (N = 18,788). Standard errors clustered by author.</w:t>
+        <w:t xml:space="preserve">Note: * p &lt; 0.10, ** p &lt; 0.05, *** p &lt; 0.01. Linear regression of responsum word length on region dummy variables (North Africa omitted) and a dummy variable for each half-century in the sample. Sample: responsa written 1550-1800 CE (N = 18,823). Standard errors clustered by author.</w:t>
       </w:r>
     </w:p>
     <w:sectPr>
